--- a/Kubernetes/K8s-03.docx
+++ b/Kubernetes/K8s-03.docx
@@ -4,6 +4,9 @@
   <w:body>
     <w:p>
       <w:r>
+        <w:t xml:space="preserve"> </w:t>
+      </w:r>
+      <w:r>
         <w:tab/>
       </w:r>
       <w:r>
@@ -63,6 +66,9 @@
         <w:ind w:left="720"/>
       </w:pPr>
       <w:r>
+        <w:rPr>
+          <w:noProof/>
+        </w:rPr>
         <w:drawing>
           <wp:inline distT="0" distB="0" distL="0" distR="0" wp14:anchorId="7BB97B0A" wp14:editId="6D2CE347">
             <wp:extent cx="5731510" cy="4053840"/>
@@ -79,7 +85,7 @@
                     <pic:cNvPicPr/>
                   </pic:nvPicPr>
                   <pic:blipFill>
-                    <a:blip r:embed="rId5"/>
+                    <a:blip r:embed="rId6"/>
                     <a:stretch>
                       <a:fillRect/>
                     </a:stretch>
@@ -134,6 +140,9 @@
         <w:ind w:left="720"/>
       </w:pPr>
       <w:r>
+        <w:rPr>
+          <w:noProof/>
+        </w:rPr>
         <w:drawing>
           <wp:inline distT="0" distB="0" distL="0" distR="0" wp14:anchorId="69D0FDE8" wp14:editId="0DBC25B4">
             <wp:extent cx="5731510" cy="1146175"/>
@@ -150,7 +159,7 @@
                     <pic:cNvPicPr/>
                   </pic:nvPicPr>
                   <pic:blipFill>
-                    <a:blip r:embed="rId6"/>
+                    <a:blip r:embed="rId7"/>
                     <a:stretch>
                       <a:fillRect/>
                     </a:stretch>
@@ -184,6 +193,9 @@
         <w:ind w:left="720"/>
       </w:pPr>
       <w:r>
+        <w:rPr>
+          <w:noProof/>
+        </w:rPr>
         <w:lastRenderedPageBreak/>
         <w:drawing>
           <wp:inline distT="0" distB="0" distL="0" distR="0" wp14:anchorId="678F0FFD" wp14:editId="635190E5">
@@ -201,7 +213,7 @@
                     <pic:cNvPicPr/>
                   </pic:nvPicPr>
                   <pic:blipFill>
-                    <a:blip r:embed="rId7"/>
+                    <a:blip r:embed="rId8"/>
                     <a:stretch>
                       <a:fillRect/>
                     </a:stretch>
@@ -253,6 +265,9 @@
         <w:tab/>
       </w:r>
       <w:r>
+        <w:rPr>
+          <w:noProof/>
+        </w:rPr>
         <w:drawing>
           <wp:inline distT="0" distB="0" distL="0" distR="0" wp14:anchorId="7F6562C2" wp14:editId="74E07E7D">
             <wp:extent cx="5731510" cy="2887345"/>
@@ -269,7 +284,7 @@
                     <pic:cNvPicPr/>
                   </pic:nvPicPr>
                   <pic:blipFill>
-                    <a:blip r:embed="rId8"/>
+                    <a:blip r:embed="rId9"/>
                     <a:stretch>
                       <a:fillRect/>
                     </a:stretch>
@@ -318,6 +333,9 @@
         <w:ind w:left="720"/>
       </w:pPr>
       <w:r>
+        <w:rPr>
+          <w:noProof/>
+        </w:rPr>
         <w:drawing>
           <wp:inline distT="0" distB="0" distL="0" distR="0" wp14:anchorId="30D5CFDF" wp14:editId="085C2EC1">
             <wp:extent cx="5731510" cy="1714500"/>
@@ -334,7 +352,7 @@
                     <pic:cNvPicPr/>
                   </pic:nvPicPr>
                   <pic:blipFill>
-                    <a:blip r:embed="rId9"/>
+                    <a:blip r:embed="rId10"/>
                     <a:stretch>
                       <a:fillRect/>
                     </a:stretch>
@@ -377,6 +395,9 @@
         <w:ind w:left="720"/>
       </w:pPr>
       <w:r>
+        <w:rPr>
+          <w:noProof/>
+        </w:rPr>
         <w:drawing>
           <wp:inline distT="0" distB="0" distL="0" distR="0" wp14:anchorId="0F9AAFC5" wp14:editId="4DB1ADCF">
             <wp:extent cx="5731510" cy="2840355"/>
@@ -393,7 +414,7 @@
                     <pic:cNvPicPr/>
                   </pic:nvPicPr>
                   <pic:blipFill>
-                    <a:blip r:embed="rId10"/>
+                    <a:blip r:embed="rId11"/>
                     <a:stretch>
                       <a:fillRect/>
                     </a:stretch>
@@ -446,6 +467,9 @@
         <w:ind w:left="720"/>
       </w:pPr>
       <w:r>
+        <w:rPr>
+          <w:noProof/>
+        </w:rPr>
         <w:drawing>
           <wp:inline distT="0" distB="0" distL="0" distR="0" wp14:anchorId="2DB621B3" wp14:editId="07A966A2">
             <wp:extent cx="5731510" cy="1243965"/>
@@ -462,7 +486,7 @@
                     <pic:cNvPicPr/>
                   </pic:nvPicPr>
                   <pic:blipFill>
-                    <a:blip r:embed="rId11"/>
+                    <a:blip r:embed="rId12"/>
                     <a:stretch>
                       <a:fillRect/>
                     </a:stretch>
@@ -501,6 +525,9 @@
         <w:ind w:left="720"/>
       </w:pPr>
       <w:r>
+        <w:rPr>
+          <w:noProof/>
+        </w:rPr>
         <w:drawing>
           <wp:inline distT="0" distB="0" distL="0" distR="0" wp14:anchorId="6AC6140C" wp14:editId="3A4A2BE8">
             <wp:extent cx="5731510" cy="1798320"/>
@@ -517,7 +544,7 @@
                     <pic:cNvPicPr/>
                   </pic:nvPicPr>
                   <pic:blipFill>
-                    <a:blip r:embed="rId12"/>
+                    <a:blip r:embed="rId13"/>
                     <a:stretch>
                       <a:fillRect/>
                     </a:stretch>
@@ -612,6 +639,9 @@
         <w:ind w:left="720"/>
       </w:pPr>
       <w:r>
+        <w:rPr>
+          <w:noProof/>
+        </w:rPr>
         <w:drawing>
           <wp:inline distT="0" distB="0" distL="0" distR="0" wp14:anchorId="5A916BEE" wp14:editId="09C3AA59">
             <wp:extent cx="5731510" cy="2797810"/>
@@ -628,7 +658,7 @@
                     <pic:cNvPicPr/>
                   </pic:nvPicPr>
                   <pic:blipFill>
-                    <a:blip r:embed="rId13"/>
+                    <a:blip r:embed="rId14"/>
                     <a:stretch>
                       <a:fillRect/>
                     </a:stretch>
@@ -654,6 +684,9 @@
         <w:ind w:left="720"/>
       </w:pPr>
       <w:r>
+        <w:rPr>
+          <w:noProof/>
+        </w:rPr>
         <w:drawing>
           <wp:inline distT="0" distB="0" distL="0" distR="0" wp14:anchorId="0417C8A6" wp14:editId="094813AE">
             <wp:extent cx="5731510" cy="1340485"/>
@@ -670,7 +703,7 @@
                     <pic:cNvPicPr/>
                   </pic:nvPicPr>
                   <pic:blipFill>
-                    <a:blip r:embed="rId14"/>
+                    <a:blip r:embed="rId15"/>
                     <a:stretch>
                       <a:fillRect/>
                     </a:stretch>
@@ -725,6 +758,9 @@
         <w:ind w:left="720"/>
       </w:pPr>
       <w:r>
+        <w:rPr>
+          <w:noProof/>
+        </w:rPr>
         <w:drawing>
           <wp:inline distT="0" distB="0" distL="0" distR="0" wp14:anchorId="1DE91B41" wp14:editId="610DB6D7">
             <wp:extent cx="5731510" cy="2622550"/>
@@ -741,7 +777,7 @@
                     <pic:cNvPicPr/>
                   </pic:nvPicPr>
                   <pic:blipFill>
-                    <a:blip r:embed="rId15"/>
+                    <a:blip r:embed="rId16"/>
                     <a:stretch>
                       <a:fillRect/>
                     </a:stretch>
@@ -767,6 +803,9 @@
         <w:ind w:left="720"/>
       </w:pPr>
       <w:r>
+        <w:rPr>
+          <w:noProof/>
+        </w:rPr>
         <w:lastRenderedPageBreak/>
         <w:drawing>
           <wp:inline distT="0" distB="0" distL="0" distR="0" wp14:anchorId="2250A061" wp14:editId="749F5883">
@@ -784,7 +823,7 @@
                     <pic:cNvPicPr/>
                   </pic:nvPicPr>
                   <pic:blipFill>
-                    <a:blip r:embed="rId16"/>
+                    <a:blip r:embed="rId17"/>
                     <a:stretch>
                       <a:fillRect/>
                     </a:stretch>
@@ -926,6 +965,9 @@
         <w:ind w:left="720"/>
       </w:pPr>
       <w:r>
+        <w:rPr>
+          <w:noProof/>
+        </w:rPr>
         <w:drawing>
           <wp:inline distT="0" distB="0" distL="0" distR="0" wp14:anchorId="45ED7309" wp14:editId="560641AF">
             <wp:extent cx="5731510" cy="1777365"/>
@@ -942,7 +984,7 @@
                     <pic:cNvPicPr/>
                   </pic:nvPicPr>
                   <pic:blipFill>
-                    <a:blip r:embed="rId17"/>
+                    <a:blip r:embed="rId18"/>
                     <a:stretch>
                       <a:fillRect/>
                     </a:stretch>
@@ -1050,6 +1092,9 @@
         <w:pStyle w:val="ListParagraph"/>
       </w:pPr>
       <w:r>
+        <w:rPr>
+          <w:noProof/>
+        </w:rPr>
         <w:lastRenderedPageBreak/>
         <w:drawing>
           <wp:inline distT="0" distB="0" distL="0" distR="0" wp14:anchorId="02793284" wp14:editId="439450CA">
@@ -1067,7 +1112,7 @@
                     <pic:cNvPicPr/>
                   </pic:nvPicPr>
                   <pic:blipFill>
-                    <a:blip r:embed="rId18"/>
+                    <a:blip r:embed="rId19"/>
                     <a:stretch>
                       <a:fillRect/>
                     </a:stretch>
@@ -1106,6 +1151,9 @@
         <w:pStyle w:val="ListParagraph"/>
       </w:pPr>
       <w:r>
+        <w:rPr>
+          <w:noProof/>
+        </w:rPr>
         <w:drawing>
           <wp:inline distT="0" distB="0" distL="0" distR="0" wp14:anchorId="61BAE6E4" wp14:editId="31491FA9">
             <wp:extent cx="5731510" cy="839470"/>
@@ -1122,7 +1170,7 @@
                     <pic:cNvPicPr/>
                   </pic:nvPicPr>
                   <pic:blipFill>
-                    <a:blip r:embed="rId19"/>
+                    <a:blip r:embed="rId20"/>
                     <a:stretch>
                       <a:fillRect/>
                     </a:stretch>
@@ -1148,6 +1196,9 @@
         <w:pStyle w:val="ListParagraph"/>
       </w:pPr>
       <w:r>
+        <w:rPr>
+          <w:noProof/>
+        </w:rPr>
         <w:drawing>
           <wp:inline distT="0" distB="0" distL="0" distR="0" wp14:anchorId="4EF9F218" wp14:editId="2A0D0F74">
             <wp:extent cx="5731510" cy="2877185"/>
@@ -1164,7 +1215,7 @@
                     <pic:cNvPicPr/>
                   </pic:nvPicPr>
                   <pic:blipFill>
-                    <a:blip r:embed="rId20"/>
+                    <a:blip r:embed="rId21"/>
                     <a:stretch>
                       <a:fillRect/>
                     </a:stretch>
@@ -1258,6 +1309,9 @@
         <w:pStyle w:val="ListParagraph"/>
       </w:pPr>
       <w:r>
+        <w:rPr>
+          <w:noProof/>
+        </w:rPr>
         <w:drawing>
           <wp:inline distT="0" distB="0" distL="0" distR="0" wp14:anchorId="2E38EA11" wp14:editId="543F12C9">
             <wp:extent cx="5731510" cy="2377440"/>
@@ -1274,7 +1328,7 @@
                     <pic:cNvPicPr/>
                   </pic:nvPicPr>
                   <pic:blipFill>
-                    <a:blip r:embed="rId21"/>
+                    <a:blip r:embed="rId22"/>
                     <a:stretch>
                       <a:fillRect/>
                     </a:stretch>
@@ -1304,10 +1358,12 @@
       <w:pPr>
         <w:pStyle w:val="ListParagraph"/>
       </w:pPr>
+      <w:proofErr w:type="spellStart"/>
       <w:proofErr w:type="gramStart"/>
       <w:r>
         <w:t>Lets</w:t>
       </w:r>
+      <w:proofErr w:type="spellEnd"/>
       <w:proofErr w:type="gramEnd"/>
       <w:r>
         <w:t xml:space="preserve"> now test </w:t>
@@ -1331,6 +1387,9 @@
         <w:pStyle w:val="ListParagraph"/>
       </w:pPr>
       <w:r>
+        <w:rPr>
+          <w:noProof/>
+        </w:rPr>
         <w:drawing>
           <wp:inline distT="0" distB="0" distL="0" distR="0" wp14:anchorId="3EFF8FD1" wp14:editId="70901FC9">
             <wp:extent cx="5731510" cy="1151255"/>
@@ -1347,7 +1406,7 @@
                     <pic:cNvPicPr/>
                   </pic:nvPicPr>
                   <pic:blipFill>
-                    <a:blip r:embed="rId22"/>
+                    <a:blip r:embed="rId23"/>
                     <a:stretch>
                       <a:fillRect/>
                     </a:stretch>
@@ -1391,6 +1450,9 @@
         <w:pStyle w:val="ListParagraph"/>
       </w:pPr>
       <w:r>
+        <w:rPr>
+          <w:noProof/>
+        </w:rPr>
         <w:drawing>
           <wp:inline distT="0" distB="0" distL="0" distR="0" wp14:anchorId="4770BC13" wp14:editId="42BCEA6D">
             <wp:extent cx="5731510" cy="1461770"/>
@@ -1407,7 +1469,7 @@
                     <pic:cNvPicPr/>
                   </pic:nvPicPr>
                   <pic:blipFill>
-                    <a:blip r:embed="rId23"/>
+                    <a:blip r:embed="rId24"/>
                     <a:stretch>
                       <a:fillRect/>
                     </a:stretch>
@@ -1491,11 +1553,11 @@
       </w:pPr>
       <w:r>
         <w:lastRenderedPageBreak/>
-        <w:t>Scale the Replicat</w:t>
+        <w:t xml:space="preserve">Scale the </w:t>
       </w:r>
       <w:proofErr w:type="spellStart"/>
       <w:r>
-        <w:t>ionController</w:t>
+        <w:t>ReplicationController</w:t>
       </w:r>
       <w:proofErr w:type="spellEnd"/>
       <w:r>
@@ -1520,6 +1582,9 @@
         <w:pStyle w:val="ListParagraph"/>
       </w:pPr>
       <w:r>
+        <w:rPr>
+          <w:noProof/>
+        </w:rPr>
         <w:drawing>
           <wp:inline distT="0" distB="0" distL="0" distR="0" wp14:anchorId="36CE2E44" wp14:editId="5C509096">
             <wp:extent cx="5731510" cy="635000"/>
@@ -1536,7 +1601,7 @@
                     <pic:cNvPicPr/>
                   </pic:nvPicPr>
                   <pic:blipFill>
-                    <a:blip r:embed="rId24"/>
+                    <a:blip r:embed="rId25"/>
                     <a:stretch>
                       <a:fillRect/>
                     </a:stretch>
@@ -1562,6 +1627,9 @@
         <w:pStyle w:val="ListParagraph"/>
       </w:pPr>
       <w:r>
+        <w:rPr>
+          <w:noProof/>
+        </w:rPr>
         <w:drawing>
           <wp:inline distT="0" distB="0" distL="0" distR="0" wp14:anchorId="275EA63D" wp14:editId="16467655">
             <wp:extent cx="5731510" cy="2103120"/>
@@ -1578,7 +1646,7 @@
                     <pic:cNvPicPr/>
                   </pic:nvPicPr>
                   <pic:blipFill>
-                    <a:blip r:embed="rId25"/>
+                    <a:blip r:embed="rId26"/>
                     <a:stretch>
                       <a:fillRect/>
                     </a:stretch>
@@ -1609,6 +1677,9 @@
         <w:pStyle w:val="ListParagraph"/>
       </w:pPr>
       <w:r>
+        <w:rPr>
+          <w:noProof/>
+        </w:rPr>
         <w:drawing>
           <wp:inline distT="0" distB="0" distL="0" distR="0" wp14:anchorId="52E7D3F6" wp14:editId="698CA025">
             <wp:extent cx="5731510" cy="1176655"/>
@@ -1625,7 +1696,7 @@
                     <pic:cNvPicPr/>
                   </pic:nvPicPr>
                   <pic:blipFill>
-                    <a:blip r:embed="rId26"/>
+                    <a:blip r:embed="rId27"/>
                     <a:stretch>
                       <a:fillRect/>
                     </a:stretch>
@@ -1701,6 +1772,9 @@
         <w:t xml:space="preserve">                 </w:t>
       </w:r>
       <w:r>
+        <w:rPr>
+          <w:noProof/>
+        </w:rPr>
         <w:drawing>
           <wp:inline distT="0" distB="0" distL="0" distR="0" wp14:anchorId="157128DF" wp14:editId="1A3F9730">
             <wp:extent cx="5731510" cy="3124835"/>
@@ -1717,7 +1791,7 @@
                     <pic:cNvPicPr/>
                   </pic:nvPicPr>
                   <pic:blipFill>
-                    <a:blip r:embed="rId27"/>
+                    <a:blip r:embed="rId28"/>
                     <a:stretch>
                       <a:fillRect/>
                     </a:stretch>
@@ -1751,6 +1825,9 @@
         <w:ind w:left="720"/>
       </w:pPr>
       <w:r>
+        <w:rPr>
+          <w:noProof/>
+        </w:rPr>
         <w:drawing>
           <wp:inline distT="0" distB="0" distL="0" distR="0" wp14:anchorId="3A2574CF" wp14:editId="23D3E011">
             <wp:extent cx="5731510" cy="4294505"/>
@@ -1767,7 +1844,7 @@
                     <pic:cNvPicPr/>
                   </pic:nvPicPr>
                   <pic:blipFill>
-                    <a:blip r:embed="rId28"/>
+                    <a:blip r:embed="rId29"/>
                     <a:stretch>
                       <a:fillRect/>
                     </a:stretch>
@@ -1793,6 +1870,9 @@
         <w:ind w:left="720"/>
       </w:pPr>
       <w:r>
+        <w:rPr>
+          <w:noProof/>
+        </w:rPr>
         <w:lastRenderedPageBreak/>
         <w:drawing>
           <wp:inline distT="0" distB="0" distL="0" distR="0" wp14:anchorId="782BB839" wp14:editId="0321C3E6">
@@ -1810,7 +1890,7 @@
                     <pic:cNvPicPr/>
                   </pic:nvPicPr>
                   <pic:blipFill>
-                    <a:blip r:embed="rId29"/>
+                    <a:blip r:embed="rId30"/>
                     <a:stretch>
                       <a:fillRect/>
                     </a:stretch>
@@ -1836,6 +1916,9 @@
         <w:ind w:left="720"/>
       </w:pPr>
       <w:r>
+        <w:rPr>
+          <w:noProof/>
+        </w:rPr>
         <w:drawing>
           <wp:inline distT="0" distB="0" distL="0" distR="0" wp14:anchorId="31D26D5C" wp14:editId="5CCB3A38">
             <wp:extent cx="5731510" cy="1487805"/>
@@ -1852,7 +1935,7 @@
                     <pic:cNvPicPr/>
                   </pic:nvPicPr>
                   <pic:blipFill>
-                    <a:blip r:embed="rId30"/>
+                    <a:blip r:embed="rId31"/>
                     <a:stretch>
                       <a:fillRect/>
                     </a:stretch>
@@ -1886,6 +1969,9 @@
         <w:ind w:left="720"/>
       </w:pPr>
       <w:r>
+        <w:rPr>
+          <w:noProof/>
+        </w:rPr>
         <w:drawing>
           <wp:inline distT="0" distB="0" distL="0" distR="0" wp14:anchorId="3CD7E1FC" wp14:editId="7FBCB5AF">
             <wp:extent cx="5731510" cy="3759835"/>
@@ -1902,7 +1988,7 @@
                     <pic:cNvPicPr/>
                   </pic:nvPicPr>
                   <pic:blipFill>
-                    <a:blip r:embed="rId31"/>
+                    <a:blip r:embed="rId32"/>
                     <a:stretch>
                       <a:fillRect/>
                     </a:stretch>
@@ -1928,6 +2014,9 @@
         <w:ind w:left="720"/>
       </w:pPr>
       <w:r>
+        <w:rPr>
+          <w:noProof/>
+        </w:rPr>
         <w:lastRenderedPageBreak/>
         <w:drawing>
           <wp:inline distT="0" distB="0" distL="0" distR="0" wp14:anchorId="4B9C7FFC" wp14:editId="1B9007E8">
@@ -1945,7 +2034,7 @@
                     <pic:cNvPicPr/>
                   </pic:nvPicPr>
                   <pic:blipFill>
-                    <a:blip r:embed="rId32"/>
+                    <a:blip r:embed="rId33"/>
                     <a:stretch>
                       <a:fillRect/>
                     </a:stretch>
@@ -1971,6 +2060,9 @@
         <w:ind w:left="720"/>
       </w:pPr>
       <w:r>
+        <w:rPr>
+          <w:noProof/>
+        </w:rPr>
         <w:drawing>
           <wp:inline distT="0" distB="0" distL="0" distR="0" wp14:anchorId="3D8D5D9F" wp14:editId="028E9715">
             <wp:extent cx="5731510" cy="2505075"/>
@@ -1987,7 +2079,7 @@
                     <pic:cNvPicPr/>
                   </pic:nvPicPr>
                   <pic:blipFill>
-                    <a:blip r:embed="rId33"/>
+                    <a:blip r:embed="rId34"/>
                     <a:stretch>
                       <a:fillRect/>
                     </a:stretch>
@@ -2029,6 +2121,9 @@
         <w:ind w:left="720"/>
       </w:pPr>
       <w:r>
+        <w:rPr>
+          <w:noProof/>
+        </w:rPr>
         <w:lastRenderedPageBreak/>
         <w:drawing>
           <wp:inline distT="0" distB="0" distL="0" distR="0" wp14:anchorId="220618BE" wp14:editId="4CFB749D">
@@ -2046,7 +2141,7 @@
                     <pic:cNvPicPr/>
                   </pic:nvPicPr>
                   <pic:blipFill>
-                    <a:blip r:embed="rId34"/>
+                    <a:blip r:embed="rId35"/>
                     <a:stretch>
                       <a:fillRect/>
                     </a:stretch>
@@ -2072,6 +2167,9 @@
         <w:ind w:left="720"/>
       </w:pPr>
       <w:r>
+        <w:rPr>
+          <w:noProof/>
+        </w:rPr>
         <w:drawing>
           <wp:inline distT="0" distB="0" distL="0" distR="0" wp14:anchorId="14EAAD08" wp14:editId="6D413C84">
             <wp:extent cx="5731510" cy="1186180"/>
@@ -2088,7 +2186,7 @@
                     <pic:cNvPicPr/>
                   </pic:nvPicPr>
                   <pic:blipFill>
-                    <a:blip r:embed="rId35"/>
+                    <a:blip r:embed="rId36"/>
                     <a:stretch>
                       <a:fillRect/>
                     </a:stretch>
@@ -2170,7 +2268,7 @@
                     <pic:cNvPicPr/>
                   </pic:nvPicPr>
                   <pic:blipFill>
-                    <a:blip r:embed="rId36"/>
+                    <a:blip r:embed="rId37"/>
                     <a:stretch>
                       <a:fillRect/>
                     </a:stretch>
@@ -2269,6 +2367,9 @@
         </w:tabs>
       </w:pPr>
       <w:r>
+        <w:rPr>
+          <w:noProof/>
+        </w:rPr>
         <w:drawing>
           <wp:inline distT="0" distB="0" distL="0" distR="0" wp14:anchorId="1066C2A1" wp14:editId="3FFC986D">
             <wp:extent cx="5731510" cy="448310"/>
@@ -2285,7 +2386,7 @@
                     <pic:cNvPicPr/>
                   </pic:nvPicPr>
                   <pic:blipFill>
-                    <a:blip r:embed="rId37"/>
+                    <a:blip r:embed="rId38"/>
                     <a:stretch>
                       <a:fillRect/>
                     </a:stretch>
@@ -2330,6 +2431,9 @@
         </w:tabs>
       </w:pPr>
       <w:r>
+        <w:rPr>
+          <w:noProof/>
+        </w:rPr>
         <w:drawing>
           <wp:inline distT="0" distB="0" distL="0" distR="0" wp14:anchorId="29F85100" wp14:editId="418CC4A5">
             <wp:extent cx="5731510" cy="2578100"/>
@@ -2346,7 +2450,7 @@
                     <pic:cNvPicPr/>
                   </pic:nvPicPr>
                   <pic:blipFill>
-                    <a:blip r:embed="rId38"/>
+                    <a:blip r:embed="rId39"/>
                     <a:stretch>
                       <a:fillRect/>
                     </a:stretch>
@@ -2402,6 +2506,9 @@
         </w:tabs>
       </w:pPr>
       <w:r>
+        <w:rPr>
+          <w:noProof/>
+        </w:rPr>
         <w:drawing>
           <wp:inline distT="0" distB="0" distL="0" distR="0" wp14:anchorId="6C91BB64" wp14:editId="5D041955">
             <wp:extent cx="5731510" cy="1179830"/>
@@ -2418,7 +2525,7 @@
                     <pic:cNvPicPr/>
                   </pic:nvPicPr>
                   <pic:blipFill>
-                    <a:blip r:embed="rId39"/>
+                    <a:blip r:embed="rId40"/>
                     <a:stretch>
                       <a:fillRect/>
                     </a:stretch>
@@ -2479,6 +2586,9 @@
         </w:tabs>
       </w:pPr>
       <w:r>
+        <w:rPr>
+          <w:noProof/>
+        </w:rPr>
         <w:drawing>
           <wp:inline distT="0" distB="0" distL="0" distR="0" wp14:anchorId="78F86F56" wp14:editId="5063E813">
             <wp:extent cx="5731510" cy="851535"/>
@@ -2495,7 +2605,7 @@
                     <pic:cNvPicPr/>
                   </pic:nvPicPr>
                   <pic:blipFill>
-                    <a:blip r:embed="rId40"/>
+                    <a:blip r:embed="rId41"/>
                     <a:stretch>
                       <a:fillRect/>
                     </a:stretch>
@@ -2532,6 +2642,9 @@
         </w:tabs>
       </w:pPr>
       <w:r>
+        <w:rPr>
+          <w:noProof/>
+        </w:rPr>
         <w:lastRenderedPageBreak/>
         <w:drawing>
           <wp:inline distT="0" distB="0" distL="0" distR="0" wp14:anchorId="7AC049E8" wp14:editId="4039B68C">
@@ -2549,7 +2662,7 @@
                     <pic:cNvPicPr/>
                   </pic:nvPicPr>
                   <pic:blipFill>
-                    <a:blip r:embed="rId41"/>
+                    <a:blip r:embed="rId42"/>
                     <a:stretch>
                       <a:fillRect/>
                     </a:stretch>
@@ -2641,6 +2754,9 @@
         </w:tabs>
       </w:pPr>
       <w:r>
+        <w:rPr>
+          <w:noProof/>
+        </w:rPr>
         <w:drawing>
           <wp:inline distT="0" distB="0" distL="0" distR="0" wp14:anchorId="02B87342" wp14:editId="4386D339">
             <wp:extent cx="5731510" cy="3783330"/>
@@ -2657,7 +2773,7 @@
                     <pic:cNvPicPr/>
                   </pic:nvPicPr>
                   <pic:blipFill>
-                    <a:blip r:embed="rId42"/>
+                    <a:blip r:embed="rId43"/>
                     <a:stretch>
                       <a:fillRect/>
                     </a:stretch>
@@ -2742,6 +2858,9 @@
         </w:tabs>
       </w:pPr>
       <w:r>
+        <w:rPr>
+          <w:noProof/>
+        </w:rPr>
         <w:drawing>
           <wp:inline distT="0" distB="0" distL="0" distR="0" wp14:anchorId="068C30AC" wp14:editId="7E732662">
             <wp:extent cx="5731510" cy="1532890"/>
@@ -2758,7 +2877,7 @@
                     <pic:cNvPicPr/>
                   </pic:nvPicPr>
                   <pic:blipFill>
-                    <a:blip r:embed="rId43"/>
+                    <a:blip r:embed="rId44"/>
                     <a:stretch>
                       <a:fillRect/>
                     </a:stretch>
@@ -2799,6 +2918,9 @@
         </w:tabs>
       </w:pPr>
       <w:r>
+        <w:rPr>
+          <w:noProof/>
+        </w:rPr>
         <w:drawing>
           <wp:inline distT="0" distB="0" distL="0" distR="0" wp14:anchorId="06DB1A18" wp14:editId="7398CC44">
             <wp:extent cx="5731510" cy="2699385"/>
@@ -2815,7 +2937,7 @@
                     <pic:cNvPicPr/>
                   </pic:nvPicPr>
                   <pic:blipFill>
-                    <a:blip r:embed="rId44"/>
+                    <a:blip r:embed="rId45"/>
                     <a:stretch>
                       <a:fillRect/>
                     </a:stretch>
@@ -2953,6 +3075,9 @@
         </w:tabs>
       </w:pPr>
       <w:r>
+        <w:rPr>
+          <w:noProof/>
+        </w:rPr>
         <w:drawing>
           <wp:inline distT="0" distB="0" distL="0" distR="0" wp14:anchorId="748CE48B" wp14:editId="4B0A2437">
             <wp:extent cx="5731510" cy="3502025"/>
@@ -2969,7 +3094,7 @@
                     <pic:cNvPicPr/>
                   </pic:nvPicPr>
                   <pic:blipFill>
-                    <a:blip r:embed="rId45"/>
+                    <a:blip r:embed="rId46"/>
                     <a:stretch>
                       <a:fillRect/>
                     </a:stretch>
@@ -3016,6 +3141,9 @@
         </w:tabs>
       </w:pPr>
       <w:r>
+        <w:rPr>
+          <w:noProof/>
+        </w:rPr>
         <w:lastRenderedPageBreak/>
         <w:drawing>
           <wp:inline distT="0" distB="0" distL="0" distR="0" wp14:anchorId="270A8C3B" wp14:editId="6A2F4FFA">
@@ -3033,7 +3161,7 @@
                     <pic:cNvPicPr/>
                   </pic:nvPicPr>
                   <pic:blipFill>
-                    <a:blip r:embed="rId46"/>
+                    <a:blip r:embed="rId47"/>
                     <a:stretch>
                       <a:fillRect/>
                     </a:stretch>
@@ -3080,10 +3208,12 @@
           <w:tab w:val="left" w:pos="2297"/>
         </w:tabs>
       </w:pPr>
+      <w:proofErr w:type="spellStart"/>
       <w:proofErr w:type="gramStart"/>
       <w:r>
         <w:t>Lets</w:t>
       </w:r>
+      <w:proofErr w:type="spellEnd"/>
       <w:proofErr w:type="gramEnd"/>
       <w:r>
         <w:t xml:space="preserve"> now create </w:t>
@@ -3113,6 +3243,9 @@
         </w:tabs>
       </w:pPr>
       <w:r>
+        <w:rPr>
+          <w:noProof/>
+        </w:rPr>
         <w:drawing>
           <wp:inline distT="0" distB="0" distL="0" distR="0" wp14:anchorId="1EFED4FF" wp14:editId="5893DD80">
             <wp:extent cx="5731510" cy="3840480"/>
@@ -3129,7 +3262,7 @@
                     <pic:cNvPicPr/>
                   </pic:nvPicPr>
                   <pic:blipFill>
-                    <a:blip r:embed="rId47"/>
+                    <a:blip r:embed="rId48"/>
                     <a:stretch>
                       <a:fillRect/>
                     </a:stretch>
@@ -3166,6 +3299,9 @@
         </w:tabs>
       </w:pPr>
       <w:r>
+        <w:rPr>
+          <w:noProof/>
+        </w:rPr>
         <w:drawing>
           <wp:inline distT="0" distB="0" distL="0" distR="0" wp14:anchorId="3281902C" wp14:editId="0DBA2332">
             <wp:extent cx="5731510" cy="1078865"/>
@@ -3182,7 +3318,7 @@
                     <pic:cNvPicPr/>
                   </pic:nvPicPr>
                   <pic:blipFill>
-                    <a:blip r:embed="rId48"/>
+                    <a:blip r:embed="rId49"/>
                     <a:stretch>
                       <a:fillRect/>
                     </a:stretch>
@@ -3238,10 +3374,12 @@
           <w:tab w:val="left" w:pos="2297"/>
         </w:tabs>
       </w:pPr>
+      <w:proofErr w:type="spellStart"/>
       <w:proofErr w:type="gramStart"/>
       <w:r>
         <w:t>Lets</w:t>
       </w:r>
+      <w:proofErr w:type="spellEnd"/>
       <w:proofErr w:type="gramEnd"/>
       <w:r>
         <w:t xml:space="preserve"> now create </w:t>
@@ -3263,6 +3401,9 @@
         </w:tabs>
       </w:pPr>
       <w:r>
+        <w:rPr>
+          <w:noProof/>
+        </w:rPr>
         <w:drawing>
           <wp:inline distT="0" distB="0" distL="0" distR="0" wp14:anchorId="1F1AEF6F" wp14:editId="3E13E640">
             <wp:extent cx="5731510" cy="2585085"/>
@@ -3279,7 +3420,7 @@
                     <pic:cNvPicPr/>
                   </pic:nvPicPr>
                   <pic:blipFill>
-                    <a:blip r:embed="rId49"/>
+                    <a:blip r:embed="rId50"/>
                     <a:stretch>
                       <a:fillRect/>
                     </a:stretch>
@@ -3308,6 +3449,9 @@
         </w:tabs>
       </w:pPr>
       <w:r>
+        <w:rPr>
+          <w:noProof/>
+        </w:rPr>
         <w:drawing>
           <wp:inline distT="0" distB="0" distL="0" distR="0" wp14:anchorId="1DD42029" wp14:editId="6DD9DDA8">
             <wp:extent cx="5731510" cy="1019175"/>
@@ -3324,7 +3468,7 @@
                     <pic:cNvPicPr/>
                   </pic:nvPicPr>
                   <pic:blipFill>
-                    <a:blip r:embed="rId50"/>
+                    <a:blip r:embed="rId51"/>
                     <a:stretch>
                       <a:fillRect/>
                     </a:stretch>
@@ -3390,6 +3534,9 @@
         </w:tabs>
       </w:pPr>
       <w:r>
+        <w:rPr>
+          <w:noProof/>
+        </w:rPr>
         <w:drawing>
           <wp:inline distT="0" distB="0" distL="0" distR="0" wp14:anchorId="0859D86C" wp14:editId="19226E5D">
             <wp:extent cx="5731510" cy="3236595"/>
@@ -3406,7 +3553,7 @@
                     <pic:cNvPicPr/>
                   </pic:nvPicPr>
                   <pic:blipFill>
-                    <a:blip r:embed="rId51"/>
+                    <a:blip r:embed="rId52"/>
                     <a:stretch>
                       <a:fillRect/>
                     </a:stretch>
@@ -3435,6 +3582,9 @@
         </w:tabs>
       </w:pPr>
       <w:r>
+        <w:rPr>
+          <w:noProof/>
+        </w:rPr>
         <w:lastRenderedPageBreak/>
         <w:drawing>
           <wp:inline distT="0" distB="0" distL="0" distR="0" wp14:anchorId="7E5DC5E2" wp14:editId="3C830221">
@@ -3452,7 +3602,7 @@
                     <pic:cNvPicPr/>
                   </pic:nvPicPr>
                   <pic:blipFill>
-                    <a:blip r:embed="rId52"/>
+                    <a:blip r:embed="rId53"/>
                     <a:stretch>
                       <a:fillRect/>
                     </a:stretch>
@@ -3539,6 +3689,9 @@
         </w:tabs>
       </w:pPr>
       <w:r>
+        <w:rPr>
+          <w:noProof/>
+        </w:rPr>
         <w:drawing>
           <wp:inline distT="0" distB="0" distL="0" distR="0" wp14:anchorId="6F625BBC" wp14:editId="7B758010">
             <wp:extent cx="5731510" cy="1912620"/>
@@ -3555,7 +3708,7 @@
                     <pic:cNvPicPr/>
                   </pic:nvPicPr>
                   <pic:blipFill>
-                    <a:blip r:embed="rId53"/>
+                    <a:blip r:embed="rId54"/>
                     <a:stretch>
                       <a:fillRect/>
                     </a:stretch>
@@ -3642,6 +3795,9 @@
         </w:tabs>
       </w:pPr>
       <w:r>
+        <w:rPr>
+          <w:noProof/>
+        </w:rPr>
         <w:drawing>
           <wp:inline distT="0" distB="0" distL="0" distR="0" wp14:anchorId="0C886305" wp14:editId="0DA1F12D">
             <wp:extent cx="5731510" cy="573405"/>
@@ -3658,7 +3814,7 @@
                     <pic:cNvPicPr/>
                   </pic:nvPicPr>
                   <pic:blipFill>
-                    <a:blip r:embed="rId54"/>
+                    <a:blip r:embed="rId55"/>
                     <a:stretch>
                       <a:fillRect/>
                     </a:stretch>
@@ -3706,6 +3862,9 @@
         </w:tabs>
       </w:pPr>
       <w:r>
+        <w:rPr>
+          <w:noProof/>
+        </w:rPr>
         <w:drawing>
           <wp:inline distT="0" distB="0" distL="0" distR="0" wp14:anchorId="2F0180B8" wp14:editId="7FB5CA88">
             <wp:extent cx="5731510" cy="1233805"/>
@@ -3722,7 +3881,7 @@
                     <pic:cNvPicPr/>
                   </pic:nvPicPr>
                   <pic:blipFill>
-                    <a:blip r:embed="rId55"/>
+                    <a:blip r:embed="rId56"/>
                     <a:stretch>
                       <a:fillRect/>
                     </a:stretch>
@@ -3770,6 +3929,9 @@
         </w:tabs>
       </w:pPr>
       <w:r>
+        <w:rPr>
+          <w:noProof/>
+        </w:rPr>
         <w:lastRenderedPageBreak/>
         <w:drawing>
           <wp:inline distT="0" distB="0" distL="0" distR="0" wp14:anchorId="16C2AEF5" wp14:editId="6CF28753">
@@ -3787,7 +3949,7 @@
                     <pic:cNvPicPr/>
                   </pic:nvPicPr>
                   <pic:blipFill>
-                    <a:blip r:embed="rId56"/>
+                    <a:blip r:embed="rId57"/>
                     <a:stretch>
                       <a:fillRect/>
                     </a:stretch>
@@ -3848,6 +4010,9 @@
         </w:tabs>
       </w:pPr>
       <w:r>
+        <w:rPr>
+          <w:noProof/>
+        </w:rPr>
         <w:drawing>
           <wp:inline distT="0" distB="0" distL="0" distR="0" wp14:anchorId="628BECDE" wp14:editId="259DEE08">
             <wp:extent cx="5731510" cy="821055"/>
@@ -3864,7 +4029,7 @@
                     <pic:cNvPicPr/>
                   </pic:nvPicPr>
                   <pic:blipFill>
-                    <a:blip r:embed="rId57"/>
+                    <a:blip r:embed="rId58"/>
                     <a:stretch>
                       <a:fillRect/>
                     </a:stretch>
@@ -3939,6 +4104,9 @@
         </w:tabs>
       </w:pPr>
       <w:r>
+        <w:rPr>
+          <w:noProof/>
+        </w:rPr>
         <w:drawing>
           <wp:inline distT="0" distB="0" distL="0" distR="0" wp14:anchorId="63EEF2F8" wp14:editId="46ECAFD7">
             <wp:extent cx="5731510" cy="1131570"/>
@@ -3955,7 +4123,7 @@
                     <pic:cNvPicPr/>
                   </pic:nvPicPr>
                   <pic:blipFill>
-                    <a:blip r:embed="rId58"/>
+                    <a:blip r:embed="rId59"/>
                     <a:stretch>
                       <a:fillRect/>
                     </a:stretch>
@@ -5832,6 +6000,7 @@
   <w:style w:type="character" w:default="1" w:styleId="DefaultParagraphFont">
     <w:name w:val="Default Paragraph Font"/>
     <w:uiPriority w:val="1"/>
+    <w:semiHidden/>
     <w:unhideWhenUsed/>
   </w:style>
   <w:style w:type="table" w:default="1" w:styleId="TableNormal">
@@ -6441,4 +6610,16 @@
     </a:ext>
   </a:extLst>
 </a:theme>
+</file>
+
+<file path=customXml/item1.xml><?xml version="1.0" encoding="utf-8"?>
+<b:Sources xmlns:b="http://schemas.openxmlformats.org/officeDocument/2006/bibliography" xmlns="http://schemas.openxmlformats.org/officeDocument/2006/bibliography" SelectedStyle="\APASixthEditionOfficeOnline.xsl" StyleName="APA" Version="6"/>
+</file>
+
+<file path=customXml/itemProps1.xml><?xml version="1.0" encoding="utf-8"?>
+<ds:datastoreItem xmlns:ds="http://schemas.openxmlformats.org/officeDocument/2006/customXml" ds:itemID="{9BFADD0C-D74A-45A4-941C-21365E442FD0}">
+  <ds:schemaRefs>
+    <ds:schemaRef ds:uri="http://schemas.openxmlformats.org/officeDocument/2006/bibliography"/>
+  </ds:schemaRefs>
+</ds:datastoreItem>
 </file>